--- a/docs/guidance/Technical notes/FH_prediction_covariance_paper_with_annex_REVISED_section11_annexA.docx
+++ b/docs/guidance/Technical notes/FH_prediction_covariance_paper_with_annex_REVISED_section11_annexA.docx
@@ -61,6 +61,14 @@
       <w:proofErr w:type="spellEnd"/>
       <w:r>
         <w:t xml:space="preserve"> multivariate Fay–Herriot estimator is less accurate than a univariate estimator. The results provide practical guidance for poverty mapping with repeated surveys and incomplete direct-estimate coverage.</w:t>
+      </w:r>
+    </w:p>
+    <w:p>
+      <w:pPr>
+        <w:pStyle w:val="Normal"/>
+      </w:pPr>
+      <w:r>
+        <w:t xml:space="preserve">Implementation scope for wizard.5.14 (w5n), October 2026. This paper develops working-covariance theory and reports its own Monte Carlo experiment. Its historical simulation numbers are not validation results for the current Dashboard bootstrap. The theoretical missing-area predictor below describes what a suitable implementation could calculate; it does not imply that every Dashboard path supports incomplete area-years. In particular, native emdi bc_sm does not return corrected log predictions for unsampled areas. The implementation checks and simulation evidence are documented in docs/METHODOLOGY_ALIGNMENT.md and docs/MCPE_VALIDATION_STATUS.md. Numerical agreement and Monte Carlo precision do not certify interval coverage for all survey designs. Review model assumptions, boundary sensitivity and any undercoverage before dissemination. Use the latest validation status for current experiment counts and results.</w:t>
       </w:r>
     </w:p>
     <w:p>
@@ -14639,6 +14647,14 @@
     </w:p>
     <w:p>
       <w:pPr>
+        <w:pStyle w:val="Normal"/>
+      </w:pPr>
+      <w:r>
+        <w:t xml:space="preserve">The experiment in this section is retained as evidence about covariance misspecification under its stated design. It should not be cited as a coverage certificate for the released implementation, its transformations, benchmarking or its current numerical optimizer. Those require the separate fitted-model validation recorded with the release.</w:t>
+      </w:r>
+    </w:p>
+    <w:p>
+      <w:pPr>
         <w:pStyle w:val="Heading2"/>
       </w:pPr>
       <w:bookmarkStart w:id="15" w:name="why-sampling-error-covariance-matters"/>
@@ -28691,56 +28707,8 @@
       <w:pPr>
         <w:pStyle w:val="BodyText"/>
       </w:pPr>
-      <w:proofErr w:type="gramStart"/>
-      <w:r>
-        <w:t>For the production of</w:t>
-      </w:r>
-      <w:proofErr w:type="gramEnd"/>
-      <w:r>
-        <w:t xml:space="preserve"> </w:t>
-      </w:r>
-      <w:r>
-        <w:t>small-area poverty statistics, there are four operational lessons</w:t>
-      </w:r>
-      <w:r>
-        <w:t xml:space="preserve">. First, test for and model intertemporal and spatial dependence rather than defaulting to the univariate model; the cost of the richer model is negligible when the dependence is absent. Second, compute the sampling-error covariances implied by the survey design—not only the sampling variances—and supply the full </w:t>
-      </w:r>
-      <m:oMath>
-        <m:sSub>
-          <m:sSubPr>
-            <m:ctrlPr>
-              <w:rPr>
-                <w:rFonts w:ascii="Cambria Math" w:hAnsi="Cambria Math"/>
-              </w:rPr>
-            </m:ctrlPr>
-          </m:sSubPr>
-          <m:e>
-            <m:r>
-              <w:rPr>
-                <w:rFonts w:ascii="Cambria Math" w:hAnsi="Cambria Math"/>
-              </w:rPr>
-              <m:t>D</m:t>
-            </m:r>
-          </m:e>
-          <m:sub>
-            <m:r>
-              <w:rPr>
-                <w:rFonts w:ascii="Cambria Math" w:hAnsi="Cambria Math"/>
-              </w:rPr>
-              <m:t>i</m:t>
-            </m:r>
-          </m:sub>
-        </m:sSub>
-      </m:oMath>
-      <w:r>
-        <w:t xml:space="preserve"> to the model; this is the multivariate extension of the standard Fay–Herriot convention and is a precondition for </w:t>
-      </w:r>
-      <w:r>
-        <w:lastRenderedPageBreak/>
-        <w:t>the multivariate model to deliver its promised gains. Third, exploit earlier survey rounds through multivariate models when current-round coverage is incomplete; the partitioned predictor of Section 10 is the disciplined way to do so, with the caveat that its conditional weights are only as good as the covariance matrices behind them. Fourth, report uncertainty in a way that distinguishes data-</w:t>
-      </w:r>
-      <w:r>
-        <w:t>anchored estimates from model-dependent ones, so that users of poverty maps can see which numbers rest on area-specific evidence. Extensions of the present argument to nonlinear poverty indicators via empirical best prediction (Molina and Rao, 2010), and to models with measurement error in covariates (Ybarra and Lohr, 2008), follow the same covariance-centered logic and are left for future elaboration.</w:t>
+      <w:r>
+        <w:t xml:space="preserve">For production, assess temporal and spatial dependence and the uncertainty added by estimating a richer covariance model. Use design-supported sampling covariances rather than automatically imposing independence. Missing-area prediction can borrow observed years through the partitioned predictor only when the covariance structure is credible and the chosen implementation supports it. Distinguish observed-area, temporally borrowed and synthetic predictions in reporting. The gains in this paper’s simulation are conditional on its design and are not a universal guarantee that MFH improves on UFH.</w:t>
       </w:r>
     </w:p>
     <w:p>

--- a/docs/guidance/Technical notes/FH_prediction_covariance_paper_with_annex_REVISED_section11_annexA.docx
+++ b/docs/guidance/Technical notes/FH_prediction_covariance_paper_with_annex_REVISED_section11_annexA.docx
@@ -68,7 +68,7 @@
         <w:pStyle w:val="Normal"/>
       </w:pPr>
       <w:r>
-        <w:t xml:space="preserve">Implementation scope for wizard.5.14 (w5n), October 2026. This paper develops working-covariance theory and reports its own Monte Carlo experiment. Its historical simulation numbers are not validation results for the current Dashboard bootstrap. The theoretical missing-area predictor below describes what a suitable implementation could calculate; it does not imply that every Dashboard path supports incomplete area-years. In particular, native emdi bc_sm does not return corrected log predictions for unsampled areas. The implementation checks and simulation evidence are documented in docs/METHODOLOGY_ALIGNMENT.md and docs/MCPE_VALIDATION_STATUS.md. Numerical agreement and Monte Carlo precision do not certify interval coverage for all survey designs. Review model assumptions, boundary sensitivity and any undercoverage before dissemination. Use the latest validation status for current experiment counts and results.</w:t>
+        <w:t xml:space="preserve">Implementation scope for wizard.5.14 (w5n), October 2026. This paper develops working-covariance theory and reports its own Monte Carlo experiment. Its historical simulation numbers are not validation results for the current Dashboard bootstrap. The theoretical missing-area predictor below describes what a suitable implementation could calculate; it does not imply that every Dashboard path supports incomplete area-years. In particular, native emdi bc_sm does not return corrected log predictions for unsampled areas. The implementation checks and simulation evidence are documented in docs/guidance/METHODOLOGY_ALIGNMENT.md and docs/validation/MCPE_VALIDATION_STATUS.md. Numerical agreement and Monte Carlo precision do not certify interval coverage for all survey designs. Review model assumptions, boundary sensitivity and any undercoverage before dissemination. Use the latest validation status for current experiment counts and results.</w:t>
       </w:r>
     </w:p>
     <w:p>
